--- a/docs/submission/00 - Muc luc.docx
+++ b/docs/submission/00 - Muc luc.docx
@@ -66,6 +66,42 @@
           <w:rFonts w:ascii="Consolas" w:hAnsi="Consolas"/>
         </w:rPr>
         <w:t xml:space="preserve">https://hub.chuongnd.click/qagent/</w:t>
+      </w:r>
+      <w:r>
+        <w:t xml:space="preserve"> </w:t>
+      </w:r>
+      <w:r>
+        <w:rPr>
+          <w:b/>
+        </w:rPr>
+        <w:t xml:space="preserve">Source code:</w:t>
+      </w:r>
+      <w:r>
+        <w:t xml:space="preserve"> </w:t>
+      </w:r>
+      <w:r>
+        <w:rPr>
+          <w:rFonts w:ascii="Consolas" w:hAnsi="Consolas"/>
+        </w:rPr>
+        <w:t xml:space="preserve">chuongnd2612/emehub</w:t>
+      </w:r>
+      <w:r>
+        <w:t xml:space="preserve"> (https://github.com/chuongnd2612/emehub) · </w:t>
+      </w:r>
+      <w:r>
+        <w:rPr>
+          <w:rFonts w:ascii="Consolas" w:hAnsi="Consolas"/>
+        </w:rPr>
+        <w:t xml:space="preserve">chuongnd2612/q-agent</w:t>
+      </w:r>
+      <w:r>
+        <w:t xml:space="preserve"> (https://github.com/chuongnd2612/q-agent) — cả hai public, branch </w:t>
+      </w:r>
+      <w:r>
+        <w:rPr>
+          <w:rFonts w:ascii="Consolas" w:hAnsi="Consolas"/>
+        </w:rPr>
+        <w:t xml:space="preserve">master</w:t>
       </w:r>
     </w:p>
     <w:p>
